--- a/reports/test_report.docx
+++ b/reports/test_report.docx
@@ -73,6 +73,88 @@
         </w:tc>
       </w:tr>
     </w:tbl>
+    <w:p>
+      <w:r>
+        <w:t>醛单体结构图：</w:t>
+      </w:r>
+    </w:p>
+    <w:p>
+      <w:r>
+        <w:drawing>
+          <wp:inline xmlns:a="http://schemas.openxmlformats.org/drawingml/2006/main" xmlns:pic="http://schemas.openxmlformats.org/drawingml/2006/picture">
+            <wp:extent cx="2560320" cy="1706880"/>
+            <wp:docPr id="1" name="Picture 1"/>
+            <wp:cNvGraphicFramePr>
+              <a:graphicFrameLocks noChangeAspect="1"/>
+            </wp:cNvGraphicFramePr>
+            <a:graphic>
+              <a:graphicData uri="http://schemas.openxmlformats.org/drawingml/2006/picture">
+                <pic:pic>
+                  <pic:nvPicPr>
+                    <pic:cNvPr id="0" name="report_mol__iyfsbo7.png"/>
+                    <pic:cNvPicPr/>
+                  </pic:nvPicPr>
+                  <pic:blipFill>
+                    <a:blip r:embed="rId9"/>
+                    <a:stretch>
+                      <a:fillRect/>
+                    </a:stretch>
+                  </pic:blipFill>
+                  <pic:spPr>
+                    <a:xfrm>
+                      <a:off x="0" y="0"/>
+                      <a:ext cx="2560320" cy="1706880"/>
+                    </a:xfrm>
+                    <a:prstGeom prst="rect"/>
+                  </pic:spPr>
+                </pic:pic>
+              </a:graphicData>
+            </a:graphic>
+          </wp:inline>
+        </w:drawing>
+      </w:r>
+    </w:p>
+    <w:p>
+      <w:r>
+        <w:t>胺单体结构图：</w:t>
+      </w:r>
+    </w:p>
+    <w:p>
+      <w:r>
+        <w:drawing>
+          <wp:inline xmlns:a="http://schemas.openxmlformats.org/drawingml/2006/main" xmlns:pic="http://schemas.openxmlformats.org/drawingml/2006/picture">
+            <wp:extent cx="2560320" cy="1706880"/>
+            <wp:docPr id="2" name="Picture 2"/>
+            <wp:cNvGraphicFramePr>
+              <a:graphicFrameLocks noChangeAspect="1"/>
+            </wp:cNvGraphicFramePr>
+            <a:graphic>
+              <a:graphicData uri="http://schemas.openxmlformats.org/drawingml/2006/picture">
+                <pic:pic>
+                  <pic:nvPicPr>
+                    <pic:cNvPr id="0" name="report_mol_o_8e0c8c.png"/>
+                    <pic:cNvPicPr/>
+                  </pic:nvPicPr>
+                  <pic:blipFill>
+                    <a:blip r:embed="rId10"/>
+                    <a:stretch>
+                      <a:fillRect/>
+                    </a:stretch>
+                  </pic:blipFill>
+                  <pic:spPr>
+                    <a:xfrm>
+                      <a:off x="0" y="0"/>
+                      <a:ext cx="2560320" cy="1706880"/>
+                    </a:xfrm>
+                    <a:prstGeom prst="rect"/>
+                  </pic:spPr>
+                </pic:pic>
+              </a:graphicData>
+            </a:graphic>
+          </wp:inline>
+        </w:drawing>
+      </w:r>
+    </w:p>
     <w:p>
       <w:pPr>
         <w:pStyle w:val="Heading1"/>

--- a/reports/test_report.docx
+++ b/reports/test_report.docx
@@ -91,7 +91,7 @@
               <a:graphicData uri="http://schemas.openxmlformats.org/drawingml/2006/picture">
                 <pic:pic>
                   <pic:nvPicPr>
-                    <pic:cNvPr id="0" name="report_mol__iyfsbo7.png"/>
+                    <pic:cNvPr id="0" name="report_mol_hd71bx6h.png"/>
                     <pic:cNvPicPr/>
                   </pic:nvPicPr>
                   <pic:blipFill>
@@ -132,7 +132,7 @@
               <a:graphicData uri="http://schemas.openxmlformats.org/drawingml/2006/picture">
                 <pic:pic>
                   <pic:nvPicPr>
-                    <pic:cNvPr id="0" name="report_mol_o_8e0c8c.png"/>
+                    <pic:cNvPr id="0" name="report_mol_5eptds97.png"/>
                     <pic:cNvPicPr/>
                   </pic:nvPicPr>
                   <pic:blipFill>

--- a/reports/test_report.docx
+++ b/reports/test_report.docx
@@ -91,7 +91,7 @@
               <a:graphicData uri="http://schemas.openxmlformats.org/drawingml/2006/picture">
                 <pic:pic>
                   <pic:nvPicPr>
-                    <pic:cNvPr id="0" name="report_mol_hd71bx6h.png"/>
+                    <pic:cNvPr id="0" name="report_mol_uln0myv8.png"/>
                     <pic:cNvPicPr/>
                   </pic:nvPicPr>
                   <pic:blipFill>
@@ -132,7 +132,7 @@
               <a:graphicData uri="http://schemas.openxmlformats.org/drawingml/2006/picture">
                 <pic:pic>
                   <pic:nvPicPr>
-                    <pic:cNvPr id="0" name="report_mol_5eptds97.png"/>
+                    <pic:cNvPr id="0" name="report_mol_w5e2d6px.png"/>
                     <pic:cNvPicPr/>
                   </pic:nvPicPr>
                   <pic:blipFill>

--- a/reports/test_report.docx
+++ b/reports/test_report.docx
@@ -91,7 +91,7 @@
               <a:graphicData uri="http://schemas.openxmlformats.org/drawingml/2006/picture">
                 <pic:pic>
                   <pic:nvPicPr>
-                    <pic:cNvPr id="0" name="report_mol_uln0myv8.png"/>
+                    <pic:cNvPr id="0" name="report_mol_ct8t5z8v.png"/>
                     <pic:cNvPicPr/>
                   </pic:nvPicPr>
                   <pic:blipFill>
@@ -132,7 +132,7 @@
               <a:graphicData uri="http://schemas.openxmlformats.org/drawingml/2006/picture">
                 <pic:pic>
                   <pic:nvPicPr>
-                    <pic:cNvPr id="0" name="report_mol_w5e2d6px.png"/>
+                    <pic:cNvPr id="0" name="report_mol_n0pooc9l.png"/>
                     <pic:cNvPicPr/>
                   </pic:nvPicPr>
                   <pic:blipFill>

--- a/reports/test_report.docx
+++ b/reports/test_report.docx
@@ -91,7 +91,7 @@
               <a:graphicData uri="http://schemas.openxmlformats.org/drawingml/2006/picture">
                 <pic:pic>
                   <pic:nvPicPr>
-                    <pic:cNvPr id="0" name="report_mol_ct8t5z8v.png"/>
+                    <pic:cNvPr id="0" name="report_mol_8a208go6.png"/>
                     <pic:cNvPicPr/>
                   </pic:nvPicPr>
                   <pic:blipFill>
@@ -132,7 +132,7 @@
               <a:graphicData uri="http://schemas.openxmlformats.org/drawingml/2006/picture">
                 <pic:pic>
                   <pic:nvPicPr>
-                    <pic:cNvPr id="0" name="report_mol_n0pooc9l.png"/>
+                    <pic:cNvPr id="0" name="report_mol_qb4yezgg.png"/>
                     <pic:cNvPicPr/>
                   </pic:nvPicPr>
                   <pic:blipFill>
@@ -160,7 +160,12 @@
         <w:pStyle w:val="Heading1"/>
       </w:pPr>
       <w:r>
-        <w:t>2. 成膜概率预测</w:t>
+        <w:t>2. 成膜打分（倾向性）</w:t>
+      </w:r>
+    </w:p>
+    <w:p>
+      <w:r>
+        <w:t>说明：四级软标签上的倾向性打分，非严格概率；对反应条件不敏感。</w:t>
       </w:r>
     </w:p>
     <w:tbl>
@@ -190,7 +195,7 @@
           </w:tcPr>
           <w:p>
             <w:r>
-              <w:t>成膜概率</w:t>
+              <w:t>成膜打分（倾向性）</w:t>
             </w:r>
           </w:p>
         </w:tc>
@@ -224,7 +229,7 @@
           </w:tcPr>
           <w:p>
             <w:r>
-              <w:t>树模型</w:t>
+              <w:t>树模型（bagging 集成）</w:t>
             </w:r>
           </w:p>
         </w:tc>
@@ -246,7 +251,7 @@
           </w:tcPr>
           <w:p>
             <w:r>
-              <w:t>综合概率</w:t>
+              <w:t>综合打分</w:t>
             </w:r>
           </w:p>
         </w:tc>

--- a/reports/test_report.docx
+++ b/reports/test_report.docx
@@ -91,7 +91,7 @@
               <a:graphicData uri="http://schemas.openxmlformats.org/drawingml/2006/picture">
                 <pic:pic>
                   <pic:nvPicPr>
-                    <pic:cNvPr id="0" name="report_mol_8a208go6.png"/>
+                    <pic:cNvPr id="0" name="report_mol_spive7z3.png"/>
                     <pic:cNvPicPr/>
                   </pic:nvPicPr>
                   <pic:blipFill>
@@ -132,7 +132,7 @@
               <a:graphicData uri="http://schemas.openxmlformats.org/drawingml/2006/picture">
                 <pic:pic>
                   <pic:nvPicPr>
-                    <pic:cNvPr id="0" name="report_mol_qb4yezgg.png"/>
+                    <pic:cNvPr id="0" name="report_mol_l_tg2qvd.png"/>
                     <pic:cNvPicPr/>
                   </pic:nvPicPr>
                   <pic:blipFill>

--- a/reports/test_report.docx
+++ b/reports/test_report.docx
@@ -91,7 +91,7 @@
               <a:graphicData uri="http://schemas.openxmlformats.org/drawingml/2006/picture">
                 <pic:pic>
                   <pic:nvPicPr>
-                    <pic:cNvPr id="0" name="report_mol_spive7z3.png"/>
+                    <pic:cNvPr id="0" name="report_mol_hc1bf71c.png"/>
                     <pic:cNvPicPr/>
                   </pic:nvPicPr>
                   <pic:blipFill>
@@ -132,7 +132,7 @@
               <a:graphicData uri="http://schemas.openxmlformats.org/drawingml/2006/picture">
                 <pic:pic>
                   <pic:nvPicPr>
-                    <pic:cNvPr id="0" name="report_mol_l_tg2qvd.png"/>
+                    <pic:cNvPr id="0" name="report_mol_jnhtzfbw.png"/>
                     <pic:cNvPicPr/>
                   </pic:nvPicPr>
                   <pic:blipFill>

--- a/reports/test_report.docx
+++ b/reports/test_report.docx
@@ -91,7 +91,7 @@
               <a:graphicData uri="http://schemas.openxmlformats.org/drawingml/2006/picture">
                 <pic:pic>
                   <pic:nvPicPr>
-                    <pic:cNvPr id="0" name="report_mol_hc1bf71c.png"/>
+                    <pic:cNvPr id="0" name="report_mol_w9ubly1w.png"/>
                     <pic:cNvPicPr/>
                   </pic:nvPicPr>
                   <pic:blipFill>
@@ -132,7 +132,7 @@
               <a:graphicData uri="http://schemas.openxmlformats.org/drawingml/2006/picture">
                 <pic:pic>
                   <pic:nvPicPr>
-                    <pic:cNvPr id="0" name="report_mol_jnhtzfbw.png"/>
+                    <pic:cNvPr id="0" name="report_mol_xi0kirj9.png"/>
                     <pic:cNvPicPr/>
                   </pic:nvPicPr>
                   <pic:blipFill>

--- a/reports/test_report.docx
+++ b/reports/test_report.docx
@@ -91,7 +91,7 @@
               <a:graphicData uri="http://schemas.openxmlformats.org/drawingml/2006/picture">
                 <pic:pic>
                   <pic:nvPicPr>
-                    <pic:cNvPr id="0" name="report_mol_w9ubly1w.png"/>
+                    <pic:cNvPr id="0" name="report_mol_7a4tebgs.png"/>
                     <pic:cNvPicPr/>
                   </pic:nvPicPr>
                   <pic:blipFill>
@@ -132,7 +132,7 @@
               <a:graphicData uri="http://schemas.openxmlformats.org/drawingml/2006/picture">
                 <pic:pic>
                   <pic:nvPicPr>
-                    <pic:cNvPr id="0" name="report_mol_xi0kirj9.png"/>
+                    <pic:cNvPr id="0" name="report_mol_p1hrn4zd.png"/>
                     <pic:cNvPicPr/>
                   </pic:nvPicPr>
                   <pic:blipFill>

--- a/reports/test_report.docx
+++ b/reports/test_report.docx
@@ -91,7 +91,7 @@
               <a:graphicData uri="http://schemas.openxmlformats.org/drawingml/2006/picture">
                 <pic:pic>
                   <pic:nvPicPr>
-                    <pic:cNvPr id="0" name="report_mol_7a4tebgs.png"/>
+                    <pic:cNvPr id="0" name="report_mol_qrli1z2b.png"/>
                     <pic:cNvPicPr/>
                   </pic:nvPicPr>
                   <pic:blipFill>
@@ -132,7 +132,7 @@
               <a:graphicData uri="http://schemas.openxmlformats.org/drawingml/2006/picture">
                 <pic:pic>
                   <pic:nvPicPr>
-                    <pic:cNvPr id="0" name="report_mol_p1hrn4zd.png"/>
+                    <pic:cNvPr id="0" name="report_mol_h97i_9c3.png"/>
                     <pic:cNvPicPr/>
                   </pic:nvPicPr>
                   <pic:blipFill>

--- a/reports/test_report.docx
+++ b/reports/test_report.docx
@@ -91,7 +91,7 @@
               <a:graphicData uri="http://schemas.openxmlformats.org/drawingml/2006/picture">
                 <pic:pic>
                   <pic:nvPicPr>
-                    <pic:cNvPr id="0" name="report_mol_qrli1z2b.png"/>
+                    <pic:cNvPr id="0" name="report_mol_ajxmbctx.png"/>
                     <pic:cNvPicPr/>
                   </pic:nvPicPr>
                   <pic:blipFill>
@@ -132,7 +132,7 @@
               <a:graphicData uri="http://schemas.openxmlformats.org/drawingml/2006/picture">
                 <pic:pic>
                   <pic:nvPicPr>
-                    <pic:cNvPr id="0" name="report_mol_h97i_9c3.png"/>
+                    <pic:cNvPr id="0" name="report_mol_d15ufvhe.png"/>
                     <pic:cNvPicPr/>
                   </pic:nvPicPr>
                   <pic:blipFill>

--- a/reports/test_report.docx
+++ b/reports/test_report.docx
@@ -91,7 +91,7 @@
               <a:graphicData uri="http://schemas.openxmlformats.org/drawingml/2006/picture">
                 <pic:pic>
                   <pic:nvPicPr>
-                    <pic:cNvPr id="0" name="report_mol_ajxmbctx.png"/>
+                    <pic:cNvPr id="0" name="report_mol_pjn1_u0i.png"/>
                     <pic:cNvPicPr/>
                   </pic:nvPicPr>
                   <pic:blipFill>
@@ -132,7 +132,7 @@
               <a:graphicData uri="http://schemas.openxmlformats.org/drawingml/2006/picture">
                 <pic:pic>
                   <pic:nvPicPr>
-                    <pic:cNvPr id="0" name="report_mol_d15ufvhe.png"/>
+                    <pic:cNvPr id="0" name="report_mol_eb3458wd.png"/>
                     <pic:cNvPicPr/>
                   </pic:nvPicPr>
                   <pic:blipFill>

--- a/reports/test_report.docx
+++ b/reports/test_report.docx
@@ -91,7 +91,7 @@
               <a:graphicData uri="http://schemas.openxmlformats.org/drawingml/2006/picture">
                 <pic:pic>
                   <pic:nvPicPr>
-                    <pic:cNvPr id="0" name="report_mol_pjn1_u0i.png"/>
+                    <pic:cNvPr id="0" name="report_mol_tfkrcrai.png"/>
                     <pic:cNvPicPr/>
                   </pic:nvPicPr>
                   <pic:blipFill>
@@ -132,7 +132,7 @@
               <a:graphicData uri="http://schemas.openxmlformats.org/drawingml/2006/picture">
                 <pic:pic>
                   <pic:nvPicPr>
-                    <pic:cNvPr id="0" name="report_mol_eb3458wd.png"/>
+                    <pic:cNvPr id="0" name="report_mol_0hbckbmi.png"/>
                     <pic:cNvPicPr/>
                   </pic:nvPicPr>
                   <pic:blipFill>

--- a/reports/test_report.docx
+++ b/reports/test_report.docx
@@ -91,7 +91,7 @@
               <a:graphicData uri="http://schemas.openxmlformats.org/drawingml/2006/picture">
                 <pic:pic>
                   <pic:nvPicPr>
-                    <pic:cNvPr id="0" name="report_mol_tfkrcrai.png"/>
+                    <pic:cNvPr id="0" name="report_mol_85fltj7j.png"/>
                     <pic:cNvPicPr/>
                   </pic:nvPicPr>
                   <pic:blipFill>
@@ -132,7 +132,7 @@
               <a:graphicData uri="http://schemas.openxmlformats.org/drawingml/2006/picture">
                 <pic:pic>
                   <pic:nvPicPr>
-                    <pic:cNvPr id="0" name="report_mol_0hbckbmi.png"/>
+                    <pic:cNvPr id="0" name="report_mol_nreuh6_8.png"/>
                     <pic:cNvPicPr/>
                   </pic:nvPicPr>
                   <pic:blipFill>

--- a/reports/test_report.docx
+++ b/reports/test_report.docx
@@ -91,7 +91,7 @@
               <a:graphicData uri="http://schemas.openxmlformats.org/drawingml/2006/picture">
                 <pic:pic>
                   <pic:nvPicPr>
-                    <pic:cNvPr id="0" name="report_mol_85fltj7j.png"/>
+                    <pic:cNvPr id="0" name="report_mol_y93oqe4_.png"/>
                     <pic:cNvPicPr/>
                   </pic:nvPicPr>
                   <pic:blipFill>
@@ -132,7 +132,7 @@
               <a:graphicData uri="http://schemas.openxmlformats.org/drawingml/2006/picture">
                 <pic:pic>
                   <pic:nvPicPr>
-                    <pic:cNvPr id="0" name="report_mol_nreuh6_8.png"/>
+                    <pic:cNvPr id="0" name="report_mol_oxbqrqm7.png"/>
                     <pic:cNvPicPr/>
                   </pic:nvPicPr>
                   <pic:blipFill>

--- a/reports/test_report.docx
+++ b/reports/test_report.docx
@@ -91,7 +91,7 @@
               <a:graphicData uri="http://schemas.openxmlformats.org/drawingml/2006/picture">
                 <pic:pic>
                   <pic:nvPicPr>
-                    <pic:cNvPr id="0" name="report_mol_y93oqe4_.png"/>
+                    <pic:cNvPr id="0" name="report_mol__em_w1ea.png"/>
                     <pic:cNvPicPr/>
                   </pic:nvPicPr>
                   <pic:blipFill>
@@ -132,7 +132,7 @@
               <a:graphicData uri="http://schemas.openxmlformats.org/drawingml/2006/picture">
                 <pic:pic>
                   <pic:nvPicPr>
-                    <pic:cNvPr id="0" name="report_mol_oxbqrqm7.png"/>
+                    <pic:cNvPr id="0" name="report_mol_pxslyg1x.png"/>
                     <pic:cNvPicPr/>
                   </pic:nvPicPr>
                   <pic:blipFill>

--- a/reports/test_report.docx
+++ b/reports/test_report.docx
@@ -91,7 +91,7 @@
               <a:graphicData uri="http://schemas.openxmlformats.org/drawingml/2006/picture">
                 <pic:pic>
                   <pic:nvPicPr>
-                    <pic:cNvPr id="0" name="report_mol__em_w1ea.png"/>
+                    <pic:cNvPr id="0" name="report_mol_vumo73np.png"/>
                     <pic:cNvPicPr/>
                   </pic:nvPicPr>
                   <pic:blipFill>
@@ -132,7 +132,7 @@
               <a:graphicData uri="http://schemas.openxmlformats.org/drawingml/2006/picture">
                 <pic:pic>
                   <pic:nvPicPr>
-                    <pic:cNvPr id="0" name="report_mol_pxslyg1x.png"/>
+                    <pic:cNvPr id="0" name="report_mol_legnpglr.png"/>
                     <pic:cNvPicPr/>
                   </pic:nvPicPr>
                   <pic:blipFill>

--- a/reports/test_report.docx
+++ b/reports/test_report.docx
@@ -91,7 +91,7 @@
               <a:graphicData uri="http://schemas.openxmlformats.org/drawingml/2006/picture">
                 <pic:pic>
                   <pic:nvPicPr>
-                    <pic:cNvPr id="0" name="report_mol_vumo73np.png"/>
+                    <pic:cNvPr id="0" name="report_mol_gw0fnpm7.png"/>
                     <pic:cNvPicPr/>
                   </pic:nvPicPr>
                   <pic:blipFill>
@@ -132,7 +132,7 @@
               <a:graphicData uri="http://schemas.openxmlformats.org/drawingml/2006/picture">
                 <pic:pic>
                   <pic:nvPicPr>
-                    <pic:cNvPr id="0" name="report_mol_legnpglr.png"/>
+                    <pic:cNvPr id="0" name="report_mol_6z6zodon.png"/>
                     <pic:cNvPicPr/>
                   </pic:nvPicPr>
                   <pic:blipFill>

--- a/reports/test_report.docx
+++ b/reports/test_report.docx
@@ -91,7 +91,7 @@
               <a:graphicData uri="http://schemas.openxmlformats.org/drawingml/2006/picture">
                 <pic:pic>
                   <pic:nvPicPr>
-                    <pic:cNvPr id="0" name="report_mol_gw0fnpm7.png"/>
+                    <pic:cNvPr id="0" name="report_mol_vqj7pe0q.png"/>
                     <pic:cNvPicPr/>
                   </pic:nvPicPr>
                   <pic:blipFill>
@@ -132,7 +132,7 @@
               <a:graphicData uri="http://schemas.openxmlformats.org/drawingml/2006/picture">
                 <pic:pic>
                   <pic:nvPicPr>
-                    <pic:cNvPr id="0" name="report_mol_6z6zodon.png"/>
+                    <pic:cNvPr id="0" name="report_mol_0kvtidqj.png"/>
                     <pic:cNvPicPr/>
                   </pic:nvPicPr>
                   <pic:blipFill>

--- a/reports/test_report.docx
+++ b/reports/test_report.docx
@@ -91,7 +91,7 @@
               <a:graphicData uri="http://schemas.openxmlformats.org/drawingml/2006/picture">
                 <pic:pic>
                   <pic:nvPicPr>
-                    <pic:cNvPr id="0" name="report_mol_vqj7pe0q.png"/>
+                    <pic:cNvPr id="0" name="report_mol_rk9bu6_h.png"/>
                     <pic:cNvPicPr/>
                   </pic:nvPicPr>
                   <pic:blipFill>
@@ -132,7 +132,7 @@
               <a:graphicData uri="http://schemas.openxmlformats.org/drawingml/2006/picture">
                 <pic:pic>
                   <pic:nvPicPr>
-                    <pic:cNvPr id="0" name="report_mol_0kvtidqj.png"/>
+                    <pic:cNvPr id="0" name="report_mol_mbc96fc0.png"/>
                     <pic:cNvPicPr/>
                   </pic:nvPicPr>
                   <pic:blipFill>

--- a/reports/test_report.docx
+++ b/reports/test_report.docx
@@ -91,7 +91,7 @@
               <a:graphicData uri="http://schemas.openxmlformats.org/drawingml/2006/picture">
                 <pic:pic>
                   <pic:nvPicPr>
-                    <pic:cNvPr id="0" name="report_mol_rk9bu6_h.png"/>
+                    <pic:cNvPr id="0" name="report_mol_dy_43x0m.png"/>
                     <pic:cNvPicPr/>
                   </pic:nvPicPr>
                   <pic:blipFill>
@@ -132,7 +132,7 @@
               <a:graphicData uri="http://schemas.openxmlformats.org/drawingml/2006/picture">
                 <pic:pic>
                   <pic:nvPicPr>
-                    <pic:cNvPr id="0" name="report_mol_mbc96fc0.png"/>
+                    <pic:cNvPr id="0" name="report_mol_h8dqotrp.png"/>
                     <pic:cNvPicPr/>
                   </pic:nvPicPr>
                   <pic:blipFill>

--- a/reports/test_report.docx
+++ b/reports/test_report.docx
@@ -91,7 +91,7 @@
               <a:graphicData uri="http://schemas.openxmlformats.org/drawingml/2006/picture">
                 <pic:pic>
                   <pic:nvPicPr>
-                    <pic:cNvPr id="0" name="report_mol_dy_43x0m.png"/>
+                    <pic:cNvPr id="0" name="report_mol_jadw3nxt.png"/>
                     <pic:cNvPicPr/>
                   </pic:nvPicPr>
                   <pic:blipFill>
@@ -132,7 +132,7 @@
               <a:graphicData uri="http://schemas.openxmlformats.org/drawingml/2006/picture">
                 <pic:pic>
                   <pic:nvPicPr>
-                    <pic:cNvPr id="0" name="report_mol_h8dqotrp.png"/>
+                    <pic:cNvPr id="0" name="report_mol_6mq5b3ss.png"/>
                     <pic:cNvPicPr/>
                   </pic:nvPicPr>
                   <pic:blipFill>

--- a/reports/test_report.docx
+++ b/reports/test_report.docx
@@ -91,7 +91,7 @@
               <a:graphicData uri="http://schemas.openxmlformats.org/drawingml/2006/picture">
                 <pic:pic>
                   <pic:nvPicPr>
-                    <pic:cNvPr id="0" name="report_mol_jadw3nxt.png"/>
+                    <pic:cNvPr id="0" name="report_mol_mt2rjvwj.png"/>
                     <pic:cNvPicPr/>
                   </pic:nvPicPr>
                   <pic:blipFill>
@@ -132,7 +132,7 @@
               <a:graphicData uri="http://schemas.openxmlformats.org/drawingml/2006/picture">
                 <pic:pic>
                   <pic:nvPicPr>
-                    <pic:cNvPr id="0" name="report_mol_6mq5b3ss.png"/>
+                    <pic:cNvPr id="0" name="report_mol_gvurleoo.png"/>
                     <pic:cNvPicPr/>
                   </pic:nvPicPr>
                   <pic:blipFill>

--- a/reports/test_report.docx
+++ b/reports/test_report.docx
@@ -91,7 +91,7 @@
               <a:graphicData uri="http://schemas.openxmlformats.org/drawingml/2006/picture">
                 <pic:pic>
                   <pic:nvPicPr>
-                    <pic:cNvPr id="0" name="report_mol_mt2rjvwj.png"/>
+                    <pic:cNvPr id="0" name="report_mol_2rl20al5.png"/>
                     <pic:cNvPicPr/>
                   </pic:nvPicPr>
                   <pic:blipFill>
@@ -132,7 +132,7 @@
               <a:graphicData uri="http://schemas.openxmlformats.org/drawingml/2006/picture">
                 <pic:pic>
                   <pic:nvPicPr>
-                    <pic:cNvPr id="0" name="report_mol_gvurleoo.png"/>
+                    <pic:cNvPr id="0" name="report_mol_tky4o8xq.png"/>
                     <pic:cNvPicPr/>
                   </pic:nvPicPr>
                   <pic:blipFill>

--- a/reports/test_report.docx
+++ b/reports/test_report.docx
@@ -91,7 +91,7 @@
               <a:graphicData uri="http://schemas.openxmlformats.org/drawingml/2006/picture">
                 <pic:pic>
                   <pic:nvPicPr>
-                    <pic:cNvPr id="0" name="report_mol_2rl20al5.png"/>
+                    <pic:cNvPr id="0" name="report_mol_rkfb274l.png"/>
                     <pic:cNvPicPr/>
                   </pic:nvPicPr>
                   <pic:blipFill>
@@ -132,7 +132,7 @@
               <a:graphicData uri="http://schemas.openxmlformats.org/drawingml/2006/picture">
                 <pic:pic>
                   <pic:nvPicPr>
-                    <pic:cNvPr id="0" name="report_mol_tky4o8xq.png"/>
+                    <pic:cNvPr id="0" name="report_mol__d9ary1_.png"/>
                     <pic:cNvPicPr/>
                   </pic:nvPicPr>
                   <pic:blipFill>

--- a/reports/test_report.docx
+++ b/reports/test_report.docx
@@ -91,7 +91,7 @@
               <a:graphicData uri="http://schemas.openxmlformats.org/drawingml/2006/picture">
                 <pic:pic>
                   <pic:nvPicPr>
-                    <pic:cNvPr id="0" name="report_mol_rkfb274l.png"/>
+                    <pic:cNvPr id="0" name="report_mol_7sbdqpho.png"/>
                     <pic:cNvPicPr/>
                   </pic:nvPicPr>
                   <pic:blipFill>
@@ -132,7 +132,7 @@
               <a:graphicData uri="http://schemas.openxmlformats.org/drawingml/2006/picture">
                 <pic:pic>
                   <pic:nvPicPr>
-                    <pic:cNvPr id="0" name="report_mol__d9ary1_.png"/>
+                    <pic:cNvPr id="0" name="report_mol_cvfulq1q.png"/>
                     <pic:cNvPicPr/>
                   </pic:nvPicPr>
                   <pic:blipFill>

--- a/reports/test_report.docx
+++ b/reports/test_report.docx
@@ -91,7 +91,7 @@
               <a:graphicData uri="http://schemas.openxmlformats.org/drawingml/2006/picture">
                 <pic:pic>
                   <pic:nvPicPr>
-                    <pic:cNvPr id="0" name="report_mol_7sbdqpho.png"/>
+                    <pic:cNvPr id="0" name="report_mol_z_ulktiy.png"/>
                     <pic:cNvPicPr/>
                   </pic:nvPicPr>
                   <pic:blipFill>
@@ -132,7 +132,7 @@
               <a:graphicData uri="http://schemas.openxmlformats.org/drawingml/2006/picture">
                 <pic:pic>
                   <pic:nvPicPr>
-                    <pic:cNvPr id="0" name="report_mol_cvfulq1q.png"/>
+                    <pic:cNvPr id="0" name="report_mol_6feaeng5.png"/>
                     <pic:cNvPicPr/>
                   </pic:nvPicPr>
                   <pic:blipFill>

--- a/reports/test_report.docx
+++ b/reports/test_report.docx
@@ -91,7 +91,7 @@
               <a:graphicData uri="http://schemas.openxmlformats.org/drawingml/2006/picture">
                 <pic:pic>
                   <pic:nvPicPr>
-                    <pic:cNvPr id="0" name="report_mol_z_ulktiy.png"/>
+                    <pic:cNvPr id="0" name="report_mol_jgjnhucq.png"/>
                     <pic:cNvPicPr/>
                   </pic:nvPicPr>
                   <pic:blipFill>
@@ -132,7 +132,7 @@
               <a:graphicData uri="http://schemas.openxmlformats.org/drawingml/2006/picture">
                 <pic:pic>
                   <pic:nvPicPr>
-                    <pic:cNvPr id="0" name="report_mol_6feaeng5.png"/>
+                    <pic:cNvPr id="0" name="report_mol_61qsvs6l.png"/>
                     <pic:cNvPicPr/>
                   </pic:nvPicPr>
                   <pic:blipFill>
